--- a/docs/lerngelegenheiten/LG_learning_analytics/LM_analytics_06.docx
+++ b/docs/lerngelegenheiten/LG_learning_analytics/LM_analytics_06.docx
@@ -34,20 +34,6 @@
       </w:r>
       <w:r>
         <w:t xml:space="preserve">Analytics</w:t>
-      </w:r>
-    </w:p>
-    <w:p>
-      <w:pPr>
-        <w:pStyle w:val="Author"/>
-      </w:pPr>
-      <w:r>
-        <w:t xml:space="preserve">Richard</w:t>
-      </w:r>
-      <w:r>
-        <w:t xml:space="preserve"> </w:t>
-      </w:r>
-      <w:r>
-        <w:t xml:space="preserve">Conrardy</w:t>
       </w:r>
     </w:p>
     <w:sectPr/>
